--- a/docs/documentation/05_Student_Guide.docx
+++ b/docs/documentation/05_Student_Guide.docx
@@ -54,7 +54,7 @@
           <w:i/>
           <w:sz w:val="28"/>
         </w:rPr>
-        <w:t>Student Guide</w:t>
+        <w:t>Student Operational Guide</w:t>
       </w:r>
     </w:p>
     <w:p/>
@@ -71,7 +71,7 @@
         <w:rPr>
           <w:sz w:val="24"/>
         </w:rPr>
-        <w:t>الإصدار 1.0  |  يونيو 2026</w:t>
+        <w:t>الإصدار 2.0  |  يونيو 2026  |  دليل تشغيلي مؤسسي</w:t>
       </w:r>
     </w:p>
     <w:p>
@@ -114,7 +114,7 @@
         <w:rPr>
           <w:sz w:val="24"/>
         </w:rPr>
-        <w:t>1. تسجيل الدخول</w:t>
+        <w:t>1. مقدمة</w:t>
       </w:r>
     </w:p>
     <w:p>
@@ -126,7 +126,7 @@
         <w:rPr>
           <w:sz w:val="24"/>
         </w:rPr>
-        <w:t>2. بوابة الطالب</w:t>
+        <w:t>2. تسجيل الدخول</w:t>
       </w:r>
     </w:p>
     <w:p>
@@ -138,7 +138,7 @@
         <w:rPr>
           <w:sz w:val="24"/>
         </w:rPr>
-        <w:t>3. السجل الأكاديمي</w:t>
+        <w:t>3. لوحة الطالب</w:t>
       </w:r>
     </w:p>
     <w:p>
@@ -150,7 +150,7 @@
         <w:rPr>
           <w:sz w:val="24"/>
         </w:rPr>
-        <w:t>4. الدرجات</w:t>
+        <w:t>4. السجل الأكاديمي</w:t>
       </w:r>
     </w:p>
     <w:p>
@@ -162,7 +162,7 @@
         <w:rPr>
           <w:sz w:val="24"/>
         </w:rPr>
-        <w:t>5. الرسوم</w:t>
+        <w:t>5. الدرجات</w:t>
       </w:r>
     </w:p>
     <w:p>
@@ -174,7 +174,7 @@
         <w:rPr>
           <w:sz w:val="24"/>
         </w:rPr>
-        <w:t>6. الطلبات</w:t>
+        <w:t>6. الجدول</w:t>
       </w:r>
     </w:p>
     <w:p>
@@ -186,7 +186,7 @@
         <w:rPr>
           <w:sz w:val="24"/>
         </w:rPr>
-        <w:t>7. الوثائق</w:t>
+        <w:t>7. الرسوم</w:t>
       </w:r>
     </w:p>
     <w:p>
@@ -198,7 +198,7 @@
         <w:rPr>
           <w:sz w:val="24"/>
         </w:rPr>
-        <w:t>8. التطبيق الجوال</w:t>
+        <w:t>8. الطلبات</w:t>
       </w:r>
     </w:p>
     <w:p>
@@ -210,7 +210,7 @@
         <w:rPr>
           <w:sz w:val="24"/>
         </w:rPr>
-        <w:t>9. تثبيت PWA</w:t>
+        <w:t>9. الوثائق</w:t>
       </w:r>
     </w:p>
     <w:p>
@@ -222,7 +222,55 @@
         <w:rPr>
           <w:sz w:val="24"/>
         </w:rPr>
-        <w:t>10. استكشاف الأخطاء</w:t>
+        <w:t>10. الإشعارات</w:t>
+      </w:r>
+    </w:p>
+    <w:p>
+      <w:pPr>
+        <w:bidi/>
+        <w:jc w:val="right"/>
+      </w:pPr>
+      <w:r>
+        <w:rPr>
+          <w:sz w:val="24"/>
+        </w:rPr>
+        <w:t>11. تطبيق الجوال</w:t>
+      </w:r>
+    </w:p>
+    <w:p>
+      <w:pPr>
+        <w:bidi/>
+        <w:jc w:val="right"/>
+      </w:pPr>
+      <w:r>
+        <w:rPr>
+          <w:sz w:val="24"/>
+        </w:rPr>
+        <w:t>12. تثبيت PWA</w:t>
+      </w:r>
+    </w:p>
+    <w:p>
+      <w:pPr>
+        <w:bidi/>
+        <w:jc w:val="right"/>
+      </w:pPr>
+      <w:r>
+        <w:rPr>
+          <w:sz w:val="24"/>
+        </w:rPr>
+        <w:t>13. أسئلة متكررة (FAQ)</w:t>
+      </w:r>
+    </w:p>
+    <w:p>
+      <w:pPr>
+        <w:bidi/>
+        <w:jc w:val="right"/>
+      </w:pPr>
+      <w:r>
+        <w:rPr>
+          <w:sz w:val="24"/>
+        </w:rPr>
+        <w:t>14. استكشاف الأخطاء</w:t>
       </w:r>
     </w:p>
     <w:p>
@@ -241,7 +289,7 @@
           <w:color w:val="1F3A5F"/>
           <w:sz w:val="40"/>
         </w:rPr>
-        <w:t>1. تسجيل الدخول</w:t>
+        <w:t>1. مقدمة</w:t>
       </w:r>
     </w:p>
     <w:p>
@@ -253,7 +301,87 @@
         <w:rPr>
           <w:sz w:val="24"/>
         </w:rPr>
-        <w:t>افتح /portal-login وأدخل بريدك الجامعي وكلمة المرور المبدئية. يُطلب منك تغييرها عند أول دخول.</w:t>
+        <w:t>دليل عملي شامل للطلاب لاستخدام البوابة الإلكترونية والتطبيق الجوال.</w:t>
+      </w:r>
+    </w:p>
+    <w:p>
+      <w:pPr>
+        <w:bidi/>
+        <w:jc w:val="right"/>
+      </w:pPr>
+      <w:r>
+        <w:rPr>
+          <w:b/>
+          <w:color w:val="1F3A5F"/>
+          <w:sz w:val="40"/>
+        </w:rPr>
+        <w:t>2. تسجيل الدخول</w:t>
+      </w:r>
+    </w:p>
+    <w:p>
+      <w:pPr>
+        <w:pStyle w:val="ListBullet"/>
+        <w:bidi/>
+        <w:jc w:val="right"/>
+      </w:pPr>
+      <w:r>
+        <w:rPr>
+          <w:sz w:val="24"/>
+        </w:rPr>
+        <w:t>1. افتح /portal-login.</w:t>
+      </w:r>
+    </w:p>
+    <w:p>
+      <w:pPr>
+        <w:pStyle w:val="ListBullet"/>
+        <w:bidi/>
+        <w:jc w:val="right"/>
+      </w:pPr>
+      <w:r>
+        <w:rPr>
+          <w:sz w:val="24"/>
+        </w:rPr>
+        <w:t>2. أدخل بريدك الجامعي وكلمة المرور المبدئية.</w:t>
+      </w:r>
+    </w:p>
+    <w:p>
+      <w:pPr>
+        <w:pStyle w:val="ListBullet"/>
+        <w:bidi/>
+        <w:jc w:val="right"/>
+      </w:pPr>
+      <w:r>
+        <w:rPr>
+          <w:sz w:val="24"/>
+        </w:rPr>
+        <w:t>3. غيّر كلمة المرور عند أول دخول.</w:t>
+      </w:r>
+    </w:p>
+    <w:p>
+      <w:pPr>
+        <w:pStyle w:val="ListBullet"/>
+        <w:bidi/>
+        <w:jc w:val="right"/>
+      </w:pPr>
+      <w:r>
+        <w:rPr>
+          <w:sz w:val="24"/>
+        </w:rPr>
+        <w:t>4. احفظ كلمة المرور الجديدة في مكان آمن.</w:t>
+      </w:r>
+    </w:p>
+    <w:p>
+      <w:pPr>
+        <w:bidi/>
+        <w:jc w:val="right"/>
+      </w:pPr>
+      <w:r>
+        <w:rPr>
+          <w:b/>
+          <w:color w:val="B71C1C"/>
+          <w:sz w:val="22"/>
+        </w:rPr>
+        <w:t>تحذير: لا تشارك بياناتك مع أي شخص حتى لو ادعى أنه من الإدارة.</w:t>
       </w:r>
     </w:p>
     <w:p>
@@ -267,7 +395,21 @@
           <w:color w:val="666666"/>
           <w:sz w:val="20"/>
         </w:rPr>
-        <w:t>[لقطة شاشة مطلوبة: شاشة دخول الطالب]</w:t>
+        <w:t>[لقطة شاشة مطلوبة: شاشة تسجيل دخول الطالب]</w:t>
+      </w:r>
+    </w:p>
+    <w:p>
+      <w:pPr>
+        <w:bidi/>
+        <w:jc w:val="right"/>
+      </w:pPr>
+      <w:r>
+        <w:rPr>
+          <w:i/>
+          <w:color w:val="888888"/>
+          <w:sz w:val="18"/>
+        </w:rPr>
+        <w:t xml:space="preserve">    ↳ حقل البريد والباسورد وزر دخول</w:t>
       </w:r>
     </w:p>
     <w:p>
@@ -281,249 +423,7 @@
           <w:color w:val="1F3A5F"/>
           <w:sz w:val="40"/>
         </w:rPr>
-        <w:t>2. بوابة الطالب</w:t>
-      </w:r>
-    </w:p>
-    <w:tbl>
-      <w:tblPr>
-        <w:tblStyle w:val="LightGrid-Accent1"/>
-        <w:tblW w:type="auto" w:w="0"/>
-        <w:tblLook w:firstColumn="1" w:firstRow="1" w:lastColumn="0" w:lastRow="0" w:noHBand="0" w:noVBand="1" w:val="04A0"/>
-      </w:tblPr>
-      <w:tblGrid>
-        <w:gridCol w:w="4320"/>
-        <w:gridCol w:w="4320"/>
-      </w:tblGrid>
-      <w:tr>
-        <w:tc>
-          <w:tcPr>
-            <w:tcW w:type="dxa" w:w="4320"/>
-          </w:tcPr>
-          <w:p>
-            <w:pPr>
-              <w:bidi/>
-              <w:jc w:val="right"/>
-            </w:pPr>
-            <w:r>
-              <w:rPr>
-                <w:b/>
-              </w:rPr>
-              <w:t>المسار</w:t>
-            </w:r>
-          </w:p>
-        </w:tc>
-        <w:tc>
-          <w:tcPr>
-            <w:tcW w:type="dxa" w:w="4320"/>
-          </w:tcPr>
-          <w:p>
-            <w:pPr>
-              <w:bidi/>
-              <w:jc w:val="right"/>
-            </w:pPr>
-            <w:r>
-              <w:rPr>
-                <w:b/>
-              </w:rPr>
-              <w:t>الوصف</w:t>
-            </w:r>
-          </w:p>
-        </w:tc>
-      </w:tr>
-      <w:tr>
-        <w:tc>
-          <w:tcPr>
-            <w:tcW w:type="dxa" w:w="4320"/>
-          </w:tcPr>
-          <w:p>
-            <w:pPr>
-              <w:bidi/>
-              <w:jc w:val="right"/>
-            </w:pPr>
-            <w:r>
-              <w:t>/portal-login</w:t>
-            </w:r>
-          </w:p>
-        </w:tc>
-        <w:tc>
-          <w:tcPr>
-            <w:tcW w:type="dxa" w:w="4320"/>
-          </w:tcPr>
-          <w:p>
-            <w:pPr>
-              <w:bidi/>
-              <w:jc w:val="right"/>
-            </w:pPr>
-            <w:r>
-              <w:t>بوابة دخول الطالب</w:t>
-            </w:r>
-          </w:p>
-        </w:tc>
-      </w:tr>
-      <w:tr>
-        <w:tc>
-          <w:tcPr>
-            <w:tcW w:type="dxa" w:w="4320"/>
-          </w:tcPr>
-          <w:p>
-            <w:pPr>
-              <w:bidi/>
-              <w:jc w:val="right"/>
-            </w:pPr>
-            <w:r>
-              <w:t>/student</w:t>
-            </w:r>
-          </w:p>
-        </w:tc>
-        <w:tc>
-          <w:tcPr>
-            <w:tcW w:type="dxa" w:w="4320"/>
-          </w:tcPr>
-          <w:p>
-            <w:pPr>
-              <w:bidi/>
-              <w:jc w:val="right"/>
-            </w:pPr>
-            <w:r>
-              <w:t>الرئيسية</w:t>
-            </w:r>
-          </w:p>
-        </w:tc>
-      </w:tr>
-      <w:tr>
-        <w:tc>
-          <w:tcPr>
-            <w:tcW w:type="dxa" w:w="4320"/>
-          </w:tcPr>
-          <w:p>
-            <w:pPr>
-              <w:bidi/>
-              <w:jc w:val="right"/>
-            </w:pPr>
-            <w:r>
-              <w:t>/student/progress</w:t>
-            </w:r>
-          </w:p>
-        </w:tc>
-        <w:tc>
-          <w:tcPr>
-            <w:tcW w:type="dxa" w:w="4320"/>
-          </w:tcPr>
-          <w:p>
-            <w:pPr>
-              <w:bidi/>
-              <w:jc w:val="right"/>
-            </w:pPr>
-            <w:r>
-              <w:t>السجل الأكاديمي</w:t>
-            </w:r>
-          </w:p>
-        </w:tc>
-      </w:tr>
-      <w:tr>
-        <w:tc>
-          <w:tcPr>
-            <w:tcW w:type="dxa" w:w="4320"/>
-          </w:tcPr>
-          <w:p>
-            <w:pPr>
-              <w:bidi/>
-              <w:jc w:val="right"/>
-            </w:pPr>
-            <w:r>
-              <w:t>/student/schedule</w:t>
-            </w:r>
-          </w:p>
-        </w:tc>
-        <w:tc>
-          <w:tcPr>
-            <w:tcW w:type="dxa" w:w="4320"/>
-          </w:tcPr>
-          <w:p>
-            <w:pPr>
-              <w:bidi/>
-              <w:jc w:val="right"/>
-            </w:pPr>
-            <w:r>
-              <w:t>الجدول الدراسي</w:t>
-            </w:r>
-          </w:p>
-        </w:tc>
-      </w:tr>
-      <w:tr>
-        <w:tc>
-          <w:tcPr>
-            <w:tcW w:type="dxa" w:w="4320"/>
-          </w:tcPr>
-          <w:p>
-            <w:pPr>
-              <w:bidi/>
-              <w:jc w:val="right"/>
-            </w:pPr>
-            <w:r>
-              <w:t>/student/notifications</w:t>
-            </w:r>
-          </w:p>
-        </w:tc>
-        <w:tc>
-          <w:tcPr>
-            <w:tcW w:type="dxa" w:w="4320"/>
-          </w:tcPr>
-          <w:p>
-            <w:pPr>
-              <w:bidi/>
-              <w:jc w:val="right"/>
-            </w:pPr>
-            <w:r>
-              <w:t>الإشعارات</w:t>
-            </w:r>
-          </w:p>
-        </w:tc>
-      </w:tr>
-      <w:tr>
-        <w:tc>
-          <w:tcPr>
-            <w:tcW w:type="dxa" w:w="4320"/>
-          </w:tcPr>
-          <w:p>
-            <w:pPr>
-              <w:bidi/>
-              <w:jc w:val="right"/>
-            </w:pPr>
-            <w:r>
-              <w:t>/student/change-password</w:t>
-            </w:r>
-          </w:p>
-        </w:tc>
-        <w:tc>
-          <w:tcPr>
-            <w:tcW w:type="dxa" w:w="4320"/>
-          </w:tcPr>
-          <w:p>
-            <w:pPr>
-              <w:bidi/>
-              <w:jc w:val="right"/>
-            </w:pPr>
-            <w:r>
-              <w:t>تغيير كلمة المرور</w:t>
-            </w:r>
-          </w:p>
-        </w:tc>
-      </w:tr>
-    </w:tbl>
-    <w:p/>
-    <w:p>
-      <w:pPr>
-        <w:bidi/>
-        <w:jc w:val="right"/>
-      </w:pPr>
-      <w:r>
-        <w:rPr>
-          <w:b/>
-          <w:color w:val="1F3A5F"/>
-          <w:sz w:val="40"/>
-        </w:rPr>
-        <w:t>3. السجل الأكاديمي</w:t>
+        <w:t>3. لوحة الطالب /student</w:t>
       </w:r>
     </w:p>
     <w:p>
@@ -535,7 +435,21 @@
         <w:rPr>
           <w:sz w:val="24"/>
         </w:rPr>
-        <w:t>من /student/progress يمكنك عرض المقررات المنجزة والمسجلة والمعدل التراكمي.</w:t>
+        <w:t>تعرض ملخصاً: اسم الطالب، الرقم الأكاديمي، الفصل الحالي، المعدل، الإشعارات الجديدة.</w:t>
+      </w:r>
+    </w:p>
+    <w:p>
+      <w:pPr>
+        <w:bidi/>
+        <w:jc w:val="right"/>
+      </w:pPr>
+      <w:r>
+        <w:rPr>
+          <w:i/>
+          <w:color w:val="666666"/>
+          <w:sz w:val="20"/>
+        </w:rPr>
+        <w:t>[لقطة شاشة مطلوبة: لوحة الطالب الرئيسية]</w:t>
       </w:r>
     </w:p>
     <w:p>
@@ -549,7 +463,72 @@
           <w:color w:val="1F3A5F"/>
           <w:sz w:val="40"/>
         </w:rPr>
-        <w:t>4. الدرجات</w:t>
+        <w:t>4. السجل الأكاديمي /student/progress</w:t>
+      </w:r>
+    </w:p>
+    <w:p>
+      <w:pPr>
+        <w:pStyle w:val="ListBullet"/>
+        <w:bidi/>
+        <w:jc w:val="right"/>
+      </w:pPr>
+      <w:r>
+        <w:rPr>
+          <w:sz w:val="24"/>
+        </w:rPr>
+        <w:t>جميع المقررات السابقة والحالية.</w:t>
+      </w:r>
+    </w:p>
+    <w:p>
+      <w:pPr>
+        <w:pStyle w:val="ListBullet"/>
+        <w:bidi/>
+        <w:jc w:val="right"/>
+      </w:pPr>
+      <w:r>
+        <w:rPr>
+          <w:sz w:val="24"/>
+        </w:rPr>
+        <w:t>الدرجة لكل مقرر.</w:t>
+      </w:r>
+    </w:p>
+    <w:p>
+      <w:pPr>
+        <w:pStyle w:val="ListBullet"/>
+        <w:bidi/>
+        <w:jc w:val="right"/>
+      </w:pPr>
+      <w:r>
+        <w:rPr>
+          <w:sz w:val="24"/>
+        </w:rPr>
+        <w:t>الساعات المعتمدة.</w:t>
+      </w:r>
+    </w:p>
+    <w:p>
+      <w:pPr>
+        <w:pStyle w:val="ListBullet"/>
+        <w:bidi/>
+        <w:jc w:val="right"/>
+      </w:pPr>
+      <w:r>
+        <w:rPr>
+          <w:sz w:val="24"/>
+        </w:rPr>
+        <w:t>المعدل الفصلي والتراكمي.</w:t>
+      </w:r>
+    </w:p>
+    <w:p>
+      <w:pPr>
+        <w:pStyle w:val="ListBullet"/>
+        <w:bidi/>
+        <w:jc w:val="right"/>
+      </w:pPr>
+      <w:r>
+        <w:rPr>
+          <w:sz w:val="24"/>
+        </w:rPr>
+        <w:t>تقدمك في الخطة الدراسية.</w:t>
       </w:r>
     </w:p>
     <w:p>
@@ -559,9 +538,11 @@
       </w:pPr>
       <w:r>
         <w:rPr>
-          <w:sz w:val="24"/>
+          <w:i/>
+          <w:color w:val="666666"/>
+          <w:sz w:val="20"/>
         </w:rPr>
-        <w:t>تظهر الدرجات فور اعتمادها من القسم.</w:t>
+        <w:t>[لقطة شاشة مطلوبة: السجل الأكاديمي]</w:t>
       </w:r>
     </w:p>
     <w:p>
@@ -575,7 +556,7 @@
           <w:color w:val="1F3A5F"/>
           <w:sz w:val="40"/>
         </w:rPr>
-        <w:t>5. الرسوم</w:t>
+        <w:t>5. الدرجات</w:t>
       </w:r>
     </w:p>
     <w:p>
@@ -587,7 +568,7 @@
         <w:rPr>
           <w:sz w:val="24"/>
         </w:rPr>
-        <w:t>متاحة عبر تطبيق الجوال /mobile/student/finance: عرض الرسوم، المدفوعات، المتبقي، الخصومات.</w:t>
+        <w:t>الدرجات تظهر فور اعتمادها من القسم. تشمل: الأعمال الفصلية، النصفي، النهائي، الإجمالي.</w:t>
       </w:r>
     </w:p>
     <w:p>
@@ -601,7 +582,7 @@
           <w:color w:val="1F3A5F"/>
           <w:sz w:val="40"/>
         </w:rPr>
-        <w:t>6. الطلبات</w:t>
+        <w:t>6. الجدول /student/schedule</w:t>
       </w:r>
     </w:p>
     <w:p>
@@ -613,7 +594,21 @@
         <w:rPr>
           <w:sz w:val="24"/>
         </w:rPr>
-        <w:t>تقديم طلب رسمي (كشف، استمارة قيد، اعتذار، تأجيل) عبر /mobile/student/requests أو من البوابة.</w:t>
+        <w:t>الجدول الأسبوعي: المقرر، اليوم، الوقت، القاعة، اسم عضو هيئة التدريس.</w:t>
+      </w:r>
+    </w:p>
+    <w:p>
+      <w:pPr>
+        <w:bidi/>
+        <w:jc w:val="right"/>
+      </w:pPr>
+      <w:r>
+        <w:rPr>
+          <w:i/>
+          <w:color w:val="666666"/>
+          <w:sz w:val="20"/>
+        </w:rPr>
+        <w:t>[لقطة شاشة مطلوبة: الجدول الأسبوعي للطالب]</w:t>
       </w:r>
     </w:p>
     <w:p>
@@ -627,11 +622,12 @@
           <w:color w:val="1F3A5F"/>
           <w:sz w:val="40"/>
         </w:rPr>
-        <w:t>7. الوثائق</w:t>
+        <w:t>7. الرسوم /mobile/student/finance</w:t>
       </w:r>
     </w:p>
     <w:p>
       <w:pPr>
+        <w:pStyle w:val="ListBullet"/>
         <w:bidi/>
         <w:jc w:val="right"/>
       </w:pPr>
@@ -639,7 +635,59 @@
         <w:rPr>
           <w:sz w:val="24"/>
         </w:rPr>
-        <w:t>عرض الوثائق الصادرة لك من /mobile/student/documents. كل وثيقة لها رقم تحقق.</w:t>
+        <w:t>إجمالي الرسوم للفصل.</w:t>
+      </w:r>
+    </w:p>
+    <w:p>
+      <w:pPr>
+        <w:pStyle w:val="ListBullet"/>
+        <w:bidi/>
+        <w:jc w:val="right"/>
+      </w:pPr>
+      <w:r>
+        <w:rPr>
+          <w:sz w:val="24"/>
+        </w:rPr>
+        <w:t>المدفوعات السابقة.</w:t>
+      </w:r>
+    </w:p>
+    <w:p>
+      <w:pPr>
+        <w:pStyle w:val="ListBullet"/>
+        <w:bidi/>
+        <w:jc w:val="right"/>
+      </w:pPr>
+      <w:r>
+        <w:rPr>
+          <w:sz w:val="24"/>
+        </w:rPr>
+        <w:t>المتبقي.</w:t>
+      </w:r>
+    </w:p>
+    <w:p>
+      <w:pPr>
+        <w:pStyle w:val="ListBullet"/>
+        <w:bidi/>
+        <w:jc w:val="right"/>
+      </w:pPr>
+      <w:r>
+        <w:rPr>
+          <w:sz w:val="24"/>
+        </w:rPr>
+        <w:t>الخصومات إن وجدت.</w:t>
+      </w:r>
+    </w:p>
+    <w:p>
+      <w:pPr>
+        <w:pStyle w:val="ListBullet"/>
+        <w:bidi/>
+        <w:jc w:val="right"/>
+      </w:pPr>
+      <w:r>
+        <w:rPr>
+          <w:sz w:val="24"/>
+        </w:rPr>
+        <w:t>سندات القبض السابقة.</w:t>
       </w:r>
     </w:p>
     <w:p>
@@ -653,7 +701,152 @@
           <w:color w:val="1F3A5F"/>
           <w:sz w:val="40"/>
         </w:rPr>
-        <w:t>8. التطبيق الجوال</w:t>
+        <w:t>8. الطلبات /mobile/student/requests</w:t>
+      </w:r>
+    </w:p>
+    <w:p>
+      <w:pPr>
+        <w:pStyle w:val="ListBullet"/>
+        <w:bidi/>
+        <w:jc w:val="right"/>
+      </w:pPr>
+      <w:r>
+        <w:rPr>
+          <w:sz w:val="24"/>
+        </w:rPr>
+        <w:t>1. اضغط 'طلب جديد'.</w:t>
+      </w:r>
+    </w:p>
+    <w:p>
+      <w:pPr>
+        <w:pStyle w:val="ListBullet"/>
+        <w:bidi/>
+        <w:jc w:val="right"/>
+      </w:pPr>
+      <w:r>
+        <w:rPr>
+          <w:sz w:val="24"/>
+        </w:rPr>
+        <w:t>2. اختر النوع (كشف، استمارة قيد، اعتذار، تأجيل).</w:t>
+      </w:r>
+    </w:p>
+    <w:p>
+      <w:pPr>
+        <w:pStyle w:val="ListBullet"/>
+        <w:bidi/>
+        <w:jc w:val="right"/>
+      </w:pPr>
+      <w:r>
+        <w:rPr>
+          <w:sz w:val="24"/>
+        </w:rPr>
+        <w:t>3. أرفق الوثائق المطلوبة.</w:t>
+      </w:r>
+    </w:p>
+    <w:p>
+      <w:pPr>
+        <w:pStyle w:val="ListBullet"/>
+        <w:bidi/>
+        <w:jc w:val="right"/>
+      </w:pPr>
+      <w:r>
+        <w:rPr>
+          <w:sz w:val="24"/>
+        </w:rPr>
+        <w:t>4. اضغط 'إرسال'.</w:t>
+      </w:r>
+    </w:p>
+    <w:p>
+      <w:pPr>
+        <w:pStyle w:val="ListBullet"/>
+        <w:bidi/>
+        <w:jc w:val="right"/>
+      </w:pPr>
+      <w:r>
+        <w:rPr>
+          <w:sz w:val="24"/>
+        </w:rPr>
+        <w:t>5. تابع حالة الطلب من القائمة.</w:t>
+      </w:r>
+    </w:p>
+    <w:p>
+      <w:pPr>
+        <w:bidi/>
+        <w:jc w:val="right"/>
+      </w:pPr>
+      <w:r>
+        <w:rPr>
+          <w:i/>
+          <w:color w:val="666666"/>
+          <w:sz w:val="20"/>
+        </w:rPr>
+        <w:t>[لقطة شاشة مطلوبة: شاشة الطلبات في تطبيق الجوال]</w:t>
+      </w:r>
+    </w:p>
+    <w:p>
+      <w:pPr>
+        <w:bidi/>
+        <w:jc w:val="right"/>
+      </w:pPr>
+      <w:r>
+        <w:rPr>
+          <w:b/>
+          <w:color w:val="1F3A5F"/>
+          <w:sz w:val="40"/>
+        </w:rPr>
+        <w:t>9. الوثائق /mobile/student/documents</w:t>
+      </w:r>
+    </w:p>
+    <w:p>
+      <w:pPr>
+        <w:bidi/>
+        <w:jc w:val="right"/>
+      </w:pPr>
+      <w:r>
+        <w:rPr>
+          <w:sz w:val="24"/>
+        </w:rPr>
+        <w:t>عرض كل الوثائق الصادرة لك مع رقم التحقق ورابط التنزيل.</w:t>
+      </w:r>
+    </w:p>
+    <w:p>
+      <w:pPr>
+        <w:bidi/>
+        <w:jc w:val="right"/>
+      </w:pPr>
+      <w:r>
+        <w:rPr>
+          <w:b/>
+          <w:color w:val="1F3A5F"/>
+          <w:sz w:val="40"/>
+        </w:rPr>
+        <w:t>10. الإشعارات /student/notifications</w:t>
+      </w:r>
+    </w:p>
+    <w:p>
+      <w:pPr>
+        <w:bidi/>
+        <w:jc w:val="right"/>
+      </w:pPr>
+      <w:r>
+        <w:rPr>
+          <w:sz w:val="24"/>
+        </w:rPr>
+        <w:t>إشعارات النظام: اعتماد درجات، استجابة طلبات، إعلانات الإدارة.</w:t>
+      </w:r>
+    </w:p>
+    <w:p>
+      <w:pPr>
+        <w:bidi/>
+        <w:jc w:val="right"/>
+      </w:pPr>
+      <w:r>
+        <w:rPr>
+          <w:b/>
+          <w:color w:val="1F3A5F"/>
+          <w:sz w:val="40"/>
+        </w:rPr>
+        <w:t>11. تطبيق الجوال</w:t>
       </w:r>
     </w:p>
     <w:tbl>
@@ -955,7 +1148,7 @@
           <w:color w:val="1F3A5F"/>
           <w:sz w:val="40"/>
         </w:rPr>
-        <w:t>9. تثبيت PWA</w:t>
+        <w:t>12. تثبيت PWA</w:t>
       </w:r>
     </w:p>
     <w:p>
@@ -969,7 +1162,7 @@
           <w:color w:val="C0392B"/>
           <w:sz w:val="30"/>
         </w:rPr>
-        <w:t>9.1 على iPhone</w:t>
+        <w:t>على iPhone (Safari)</w:t>
       </w:r>
     </w:p>
     <w:p>
@@ -982,7 +1175,7 @@
         <w:rPr>
           <w:sz w:val="24"/>
         </w:rPr>
-        <w:t>افتح الرابط في Safari.</w:t>
+        <w:t>1. افتح رابط البوابة في Safari.</w:t>
       </w:r>
     </w:p>
     <w:p>
@@ -995,7 +1188,7 @@
         <w:rPr>
           <w:sz w:val="24"/>
         </w:rPr>
-        <w:t>اضغط أيقونة المشاركة.</w:t>
+        <w:t>2. اضغط أيقونة المشاركة (مربع وسهم).</w:t>
       </w:r>
     </w:p>
     <w:p>
@@ -1008,7 +1201,61 @@
         <w:rPr>
           <w:sz w:val="24"/>
         </w:rPr>
-        <w:t>اختر 'إضافة إلى الشاشة الرئيسية'.</w:t>
+        <w:t>3. اختر 'إضافة إلى الشاشة الرئيسية'.</w:t>
+      </w:r>
+    </w:p>
+    <w:p>
+      <w:pPr>
+        <w:pStyle w:val="ListBullet"/>
+        <w:bidi/>
+        <w:jc w:val="right"/>
+      </w:pPr>
+      <w:r>
+        <w:rPr>
+          <w:sz w:val="24"/>
+        </w:rPr>
+        <w:t>4. أكّد الاسم.</w:t>
+      </w:r>
+    </w:p>
+    <w:p>
+      <w:pPr>
+        <w:pStyle w:val="ListBullet"/>
+        <w:bidi/>
+        <w:jc w:val="right"/>
+      </w:pPr>
+      <w:r>
+        <w:rPr>
+          <w:sz w:val="24"/>
+        </w:rPr>
+        <w:t>5. يظهر التطبيق كأيقونة مستقلة.</w:t>
+      </w:r>
+    </w:p>
+    <w:p>
+      <w:pPr>
+        <w:bidi/>
+        <w:jc w:val="right"/>
+      </w:pPr>
+      <w:r>
+        <w:rPr>
+          <w:i/>
+          <w:color w:val="666666"/>
+          <w:sz w:val="20"/>
+        </w:rPr>
+        <w:t>[لقطة شاشة مطلوبة: خطوات تثبيت PWA على iPhone]</w:t>
+      </w:r>
+    </w:p>
+    <w:p>
+      <w:pPr>
+        <w:bidi/>
+        <w:jc w:val="right"/>
+      </w:pPr>
+      <w:r>
+        <w:rPr>
+          <w:i/>
+          <w:color w:val="888888"/>
+          <w:sz w:val="18"/>
+        </w:rPr>
+        <w:t xml:space="preserve">    ↳ 3 صور: فتح Safari، قائمة المشاركة، تأكيد الإضافة</w:t>
       </w:r>
     </w:p>
     <w:p>
@@ -1022,7 +1269,7 @@
           <w:color w:val="C0392B"/>
           <w:sz w:val="30"/>
         </w:rPr>
-        <w:t>9.2 على Android</w:t>
+        <w:t>على Android (Chrome)</w:t>
       </w:r>
     </w:p>
     <w:p>
@@ -1035,7 +1282,7 @@
         <w:rPr>
           <w:sz w:val="24"/>
         </w:rPr>
-        <w:t>افتح الرابط في Chrome.</w:t>
+        <w:t>1. افتح رابط البوابة في Chrome.</w:t>
       </w:r>
     </w:p>
     <w:p>
@@ -1048,7 +1295,74 @@
         <w:rPr>
           <w:sz w:val="24"/>
         </w:rPr>
-        <w:t>من القائمة، اختر 'تثبيت التطبيق'.</w:t>
+        <w:t>2. اضغط القائمة (ثلاث نقاط).</w:t>
+      </w:r>
+    </w:p>
+    <w:p>
+      <w:pPr>
+        <w:pStyle w:val="ListBullet"/>
+        <w:bidi/>
+        <w:jc w:val="right"/>
+      </w:pPr>
+      <w:r>
+        <w:rPr>
+          <w:sz w:val="24"/>
+        </w:rPr>
+        <w:t>3. اختر 'تثبيت التطبيق' أو 'إضافة إلى الشاشة'.</w:t>
+      </w:r>
+    </w:p>
+    <w:p>
+      <w:pPr>
+        <w:pStyle w:val="ListBullet"/>
+        <w:bidi/>
+        <w:jc w:val="right"/>
+      </w:pPr>
+      <w:r>
+        <w:rPr>
+          <w:sz w:val="24"/>
+        </w:rPr>
+        <w:t>4. أكّد.</w:t>
+      </w:r>
+    </w:p>
+    <w:p>
+      <w:pPr>
+        <w:pStyle w:val="ListBullet"/>
+        <w:bidi/>
+        <w:jc w:val="right"/>
+      </w:pPr>
+      <w:r>
+        <w:rPr>
+          <w:sz w:val="24"/>
+        </w:rPr>
+        <w:t>5. يظهر التطبيق.</w:t>
+      </w:r>
+    </w:p>
+    <w:p>
+      <w:pPr>
+        <w:bidi/>
+        <w:jc w:val="right"/>
+      </w:pPr>
+      <w:r>
+        <w:rPr>
+          <w:i/>
+          <w:color w:val="666666"/>
+          <w:sz w:val="20"/>
+        </w:rPr>
+        <w:t>[لقطة شاشة مطلوبة: خطوات تثبيت PWA على Android]</w:t>
+      </w:r>
+    </w:p>
+    <w:p>
+      <w:pPr>
+        <w:bidi/>
+        <w:jc w:val="right"/>
+      </w:pPr>
+      <w:r>
+        <w:rPr>
+          <w:i/>
+          <w:color w:val="888888"/>
+          <w:sz w:val="18"/>
+        </w:rPr>
+        <w:t xml:space="preserve">    ↳ 3 صور: قائمة Chrome، خيار التثبيت، شاشة بعد التثبيت</w:t>
       </w:r>
     </w:p>
     <w:p>
@@ -1062,7 +1376,7 @@
           <w:color w:val="0B5F0B"/>
           <w:sz w:val="22"/>
         </w:rPr>
-        <w:t>ملاحظة: بعد التثبيت، يعمل التطبيق بدون اتصال للصفحات التي زرتها سابقاً.</w:t>
+        <w:t>ملاحظة: بعد التثبيت، التطبيق يعمل بدون اتصال للصفحات المخزنة.</w:t>
       </w:r>
     </w:p>
     <w:p>
@@ -1076,7 +1390,271 @@
           <w:color w:val="1F3A5F"/>
           <w:sz w:val="40"/>
         </w:rPr>
-        <w:t>10. استكشاف الأخطاء</w:t>
+        <w:t>13. أسئلة متكررة (FAQ)</w:t>
+      </w:r>
+    </w:p>
+    <w:p>
+      <w:pPr>
+        <w:bidi/>
+        <w:jc w:val="right"/>
+      </w:pPr>
+      <w:r>
+        <w:rPr>
+          <w:b/>
+          <w:sz w:val="26"/>
+        </w:rPr>
+        <w:t>س1. كيف أحصل على بريدي الجامعي وكلمة المرور؟</w:t>
+      </w:r>
+    </w:p>
+    <w:p>
+      <w:pPr>
+        <w:bidi/>
+        <w:jc w:val="right"/>
+      </w:pPr>
+      <w:r>
+        <w:rPr>
+          <w:sz w:val="24"/>
+        </w:rPr>
+        <w:t>ج: من إدارة القبول والتسجيل أو عبر شؤون الطلاب.</w:t>
+      </w:r>
+    </w:p>
+    <w:p>
+      <w:pPr>
+        <w:bidi/>
+        <w:jc w:val="right"/>
+      </w:pPr>
+      <w:r>
+        <w:rPr>
+          <w:b/>
+          <w:sz w:val="26"/>
+        </w:rPr>
+        <w:t>س2. نسيت كلمة المرور؟</w:t>
+      </w:r>
+    </w:p>
+    <w:p>
+      <w:pPr>
+        <w:bidi/>
+        <w:jc w:val="right"/>
+      </w:pPr>
+      <w:r>
+        <w:rPr>
+          <w:sz w:val="24"/>
+        </w:rPr>
+        <w:t>ج: من /forgot-password يصلك رابط إعادة التعيين.</w:t>
+      </w:r>
+    </w:p>
+    <w:p>
+      <w:pPr>
+        <w:bidi/>
+        <w:jc w:val="right"/>
+      </w:pPr>
+      <w:r>
+        <w:rPr>
+          <w:b/>
+          <w:sz w:val="26"/>
+        </w:rPr>
+        <w:t>س3. لماذا لا تظهر درجاتي؟</w:t>
+      </w:r>
+    </w:p>
+    <w:p>
+      <w:pPr>
+        <w:bidi/>
+        <w:jc w:val="right"/>
+      </w:pPr>
+      <w:r>
+        <w:rPr>
+          <w:sz w:val="24"/>
+        </w:rPr>
+        <w:t>ج: تظهر بعد اعتماد القسم لها. تواصل مع شؤون الطلاب.</w:t>
+      </w:r>
+    </w:p>
+    <w:p>
+      <w:pPr>
+        <w:bidi/>
+        <w:jc w:val="right"/>
+      </w:pPr>
+      <w:r>
+        <w:rPr>
+          <w:b/>
+          <w:sz w:val="26"/>
+        </w:rPr>
+        <w:t>س4. هل التطبيق مجاني؟</w:t>
+      </w:r>
+    </w:p>
+    <w:p>
+      <w:pPr>
+        <w:bidi/>
+        <w:jc w:val="right"/>
+      </w:pPr>
+      <w:r>
+        <w:rPr>
+          <w:sz w:val="24"/>
+        </w:rPr>
+        <w:t>ج: نعم، PWA مجاني ولا يحتاج متجراً.</w:t>
+      </w:r>
+    </w:p>
+    <w:p>
+      <w:pPr>
+        <w:bidi/>
+        <w:jc w:val="right"/>
+      </w:pPr>
+      <w:r>
+        <w:rPr>
+          <w:b/>
+          <w:sz w:val="26"/>
+        </w:rPr>
+        <w:t>س5. هل يعمل بدون نت؟</w:t>
+      </w:r>
+    </w:p>
+    <w:p>
+      <w:pPr>
+        <w:bidi/>
+        <w:jc w:val="right"/>
+      </w:pPr>
+      <w:r>
+        <w:rPr>
+          <w:sz w:val="24"/>
+        </w:rPr>
+        <w:t>ج: نعم، للصفحات التي زرتها سابقاً.</w:t>
+      </w:r>
+    </w:p>
+    <w:p>
+      <w:pPr>
+        <w:bidi/>
+        <w:jc w:val="right"/>
+      </w:pPr>
+      <w:r>
+        <w:rPr>
+          <w:b/>
+          <w:sz w:val="26"/>
+        </w:rPr>
+        <w:t>س6. كيف أقدّم طلباً رسمياً؟</w:t>
+      </w:r>
+    </w:p>
+    <w:p>
+      <w:pPr>
+        <w:bidi/>
+        <w:jc w:val="right"/>
+      </w:pPr>
+      <w:r>
+        <w:rPr>
+          <w:sz w:val="24"/>
+        </w:rPr>
+        <w:t>ج: من /mobile/student/requests اختر النوع وأرفق الوثائق.</w:t>
+      </w:r>
+    </w:p>
+    <w:p>
+      <w:pPr>
+        <w:bidi/>
+        <w:jc w:val="right"/>
+      </w:pPr>
+      <w:r>
+        <w:rPr>
+          <w:b/>
+          <w:sz w:val="26"/>
+        </w:rPr>
+        <w:t>س7. كم يستغرق الرد على الطلب؟</w:t>
+      </w:r>
+    </w:p>
+    <w:p>
+      <w:pPr>
+        <w:bidi/>
+        <w:jc w:val="right"/>
+      </w:pPr>
+      <w:r>
+        <w:rPr>
+          <w:sz w:val="24"/>
+        </w:rPr>
+        <w:t>ج: عادة 1-3 أيام عمل حسب نوع الطلب.</w:t>
+      </w:r>
+    </w:p>
+    <w:p>
+      <w:pPr>
+        <w:bidi/>
+        <w:jc w:val="right"/>
+      </w:pPr>
+      <w:r>
+        <w:rPr>
+          <w:b/>
+          <w:sz w:val="26"/>
+        </w:rPr>
+        <w:t>س8. كيف أتحقق من وثيقتي؟</w:t>
+      </w:r>
+    </w:p>
+    <w:p>
+      <w:pPr>
+        <w:bidi/>
+        <w:jc w:val="right"/>
+      </w:pPr>
+      <w:r>
+        <w:rPr>
+          <w:sz w:val="24"/>
+        </w:rPr>
+        <w:t>ج: عبر /verify-document وأدخل رقم التحقق على الوثيقة.</w:t>
+      </w:r>
+    </w:p>
+    <w:p>
+      <w:pPr>
+        <w:bidi/>
+        <w:jc w:val="right"/>
+      </w:pPr>
+      <w:r>
+        <w:rPr>
+          <w:b/>
+          <w:sz w:val="26"/>
+        </w:rPr>
+        <w:t>س9. هل يمكن طباعة كشف من الجوال؟</w:t>
+      </w:r>
+    </w:p>
+    <w:p>
+      <w:pPr>
+        <w:bidi/>
+        <w:jc w:val="right"/>
+      </w:pPr>
+      <w:r>
+        <w:rPr>
+          <w:sz w:val="24"/>
+        </w:rPr>
+        <w:t>ج: نعم، من /mobile/student/documents يمكن التنزيل والطباعة.</w:t>
+      </w:r>
+    </w:p>
+    <w:p>
+      <w:pPr>
+        <w:bidi/>
+        <w:jc w:val="right"/>
+      </w:pPr>
+      <w:r>
+        <w:rPr>
+          <w:b/>
+          <w:sz w:val="26"/>
+        </w:rPr>
+        <w:t>س10. ماذا أفعل عند ظهور خطأ؟</w:t>
+      </w:r>
+    </w:p>
+    <w:p>
+      <w:pPr>
+        <w:bidi/>
+        <w:jc w:val="right"/>
+      </w:pPr>
+      <w:r>
+        <w:rPr>
+          <w:sz w:val="24"/>
+        </w:rPr>
+        <w:t>ج: سجّل خروجاً ودخل من جديد، أو راجع شؤون الطلاب.</w:t>
+      </w:r>
+    </w:p>
+    <w:p>
+      <w:pPr>
+        <w:bidi/>
+        <w:jc w:val="right"/>
+      </w:pPr>
+      <w:r>
+        <w:rPr>
+          <w:b/>
+          <w:color w:val="1F3A5F"/>
+          <w:sz w:val="40"/>
+        </w:rPr>
+        <w:t>14. استكشاف الأخطاء</w:t>
       </w:r>
     </w:p>
     <w:tbl>
@@ -1136,7 +1714,7 @@
               <w:jc w:val="right"/>
             </w:pPr>
             <w:r>
-              <w:t>لا أتذكر كلمة المرور</w:t>
+              <w:t>البوابة لا تفتح</w:t>
             </w:r>
           </w:p>
         </w:tc>
@@ -1150,7 +1728,7 @@
               <w:jc w:val="right"/>
             </w:pPr>
             <w:r>
-              <w:t>من /forgot-password اطلب إعادة تعيين.</w:t>
+              <w:t>تحقق من الإنترنت وأعد التحميل.</w:t>
             </w:r>
           </w:p>
         </w:tc>
@@ -1166,7 +1744,7 @@
               <w:jc w:val="right"/>
             </w:pPr>
             <w:r>
-              <w:t>لا تظهر الدرجات</w:t>
+              <w:t>لا يقبل كلمة المرور</w:t>
             </w:r>
           </w:p>
         </w:tc>
@@ -1180,7 +1758,37 @@
               <w:jc w:val="right"/>
             </w:pPr>
             <w:r>
-              <w:t>تأكد من اعتماد القسم لها أو راجع شؤون الطلاب.</w:t>
+              <w:t>استخدم /forgot-password.</w:t>
+            </w:r>
+          </w:p>
+        </w:tc>
+      </w:tr>
+      <w:tr>
+        <w:tc>
+          <w:tcPr>
+            <w:tcW w:type="dxa" w:w="4320"/>
+          </w:tcPr>
+          <w:p>
+            <w:pPr>
+              <w:bidi/>
+              <w:jc w:val="right"/>
+            </w:pPr>
+            <w:r>
+              <w:t>لا تظهر الدرجة</w:t>
+            </w:r>
+          </w:p>
+        </w:tc>
+        <w:tc>
+          <w:tcPr>
+            <w:tcW w:type="dxa" w:w="4320"/>
+          </w:tcPr>
+          <w:p>
+            <w:pPr>
+              <w:bidi/>
+              <w:jc w:val="right"/>
+            </w:pPr>
+            <w:r>
+              <w:t>تواصل مع شؤون الطلاب.</w:t>
             </w:r>
           </w:p>
         </w:tc>
@@ -1210,37 +1818,7 @@
               <w:jc w:val="right"/>
             </w:pPr>
             <w:r>
-              <w:t>تحقق من تثبيت PWA بشكل صحيح وزيارة الصفحة مرة واحدة متصلاً.</w:t>
-            </w:r>
-          </w:p>
-        </w:tc>
-      </w:tr>
-      <w:tr>
-        <w:tc>
-          <w:tcPr>
-            <w:tcW w:type="dxa" w:w="4320"/>
-          </w:tcPr>
-          <w:p>
-            <w:pPr>
-              <w:bidi/>
-              <w:jc w:val="right"/>
-            </w:pPr>
-            <w:r>
-              <w:t>البريد الرسمي لا يعمل</w:t>
-            </w:r>
-          </w:p>
-        </w:tc>
-        <w:tc>
-          <w:tcPr>
-            <w:tcW w:type="dxa" w:w="4320"/>
-          </w:tcPr>
-          <w:p>
-            <w:pPr>
-              <w:bidi/>
-              <w:jc w:val="right"/>
-            </w:pPr>
-            <w:r>
-              <w:t>تواصل مع إدارة القبول والتسجيل.</w:t>
+              <w:t>تأكد من التثبيت ومن زيارة الصفحة متصلاً مرة واحدة.</w:t>
             </w:r>
           </w:p>
         </w:tc>
@@ -1621,8 +2199,9 @@
     <w:qFormat/>
     <w:rsid w:val="00FC693F"/>
     <w:rPr>
-      <w:rFonts w:ascii="Arial" w:hAnsi="Arial" w:cs="Arial"/>
+      <w:rFonts w:ascii="Arial" w:hAnsi="Arial"/>
       <w:sz w:val="24"/>
+      <w:rFonts w:cs="Arial" w:ascii="Arial" w:hAnsi="Arial"/>
     </w:rPr>
   </w:style>
   <w:style w:type="paragraph" w:styleId="Header">
